--- a/pr-preview/pr-263/linear-algebra-diagonalization-tracked-changes.docx
+++ b/pr-preview/pr-263/linear-algebra-diagonalization-tracked-changes.docx
@@ -16,7 +16,7 @@
       </w:pPr>
       <w:del w:id="1" w:author="PR Preview" w:date="2026-01-01T00:00:00Z">
         <w:r>
-          <w:delText xml:space="preserve">Last modified: 2026-10-13 11:22:25 (PDT)</w:delText>
+          <w:delText xml:space="preserve">Last modified: 2026-10-13 17:46:07 (PDT)</w:delText>
         </w:r>
       </w:del>
     </w:p>
@@ -26,7 +26,7 @@
       </w:pPr>
       <w:ins w:id="2" w:author="PR Preview" w:date="2026-01-01T00:00:00Z">
         <w:r>
-          <w:t xml:space="preserve">Last modified: 2026-10-13 13:40:26 (PDT)</w:t>
+          <w:t xml:space="preserve">Last modified: 2026-10-13 17:44:25 (PDT)</w:t>
         </w:r>
       </w:ins>
     </w:p>
@@ -30434,7 +30434,7 @@
     </w:p>
     <w:bookmarkEnd w:id="77"/>
     <w:bookmarkEnd w:id="78"/>
-    <w:bookmarkStart w:id="120" w:name="sec-cholesky"/>
+    <w:bookmarkStart w:id="121" w:name="sec-cholesky"/>
     <w:p>
       <w:pPr>
         <w:pStyle w:val="Heading2"/>
@@ -38223,356 +38223,6 @@
       </w:r>
       <w:r>
         <w:t xml:space="preserve">.</w:t>
-      </w:r>
-      <w:r>
-        <w:t xml:space="preserve"> </w:t>
-      </w:r>
-      <w:r>
-        <w:t xml:space="preserve">When</w:t>
-      </w:r>
-      <w:r>
-        <w:t xml:space="preserve"> </w:t>
-      </w:r>
-      <m:oMath>
-        <m:r>
-          <m:rPr>
-            <m:sty m:val="bi"/>
-          </m:rPr>
-          <m:t>X</m:t>
-        </m:r>
-      </m:oMath>
-      <w:r>
-        <w:t xml:space="preserve"> </w:t>
-      </w:r>
-      <w:r>
-        <w:t xml:space="preserve">is</w:t>
-      </w:r>
-      <w:r>
-        <w:t xml:space="preserve"> </w:t>
-      </w:r>
-      <m:oMath>
-        <m:r>
-          <m:t>n</m:t>
-        </m:r>
-        <m:r>
-          <m:rPr>
-            <m:sty m:val="p"/>
-          </m:rPr>
-          <m:t>×</m:t>
-        </m:r>
-        <m:r>
-          <m:t>n</m:t>
-        </m:r>
-      </m:oMath>
-      <w:r>
-        <w:t xml:space="preserve"> </w:t>
-      </w:r>
-      <w:r>
-        <w:t xml:space="preserve">and</w:t>
-      </w:r>
-      <w:r>
-        <w:t xml:space="preserve"> </w:t>
-      </w:r>
-      <m:oMath>
-        <m:r>
-          <m:t>1</m:t>
-        </m:r>
-        <m:r>
-          <m:rPr>
-            <m:sty m:val="p"/>
-          </m:rPr>
-          <m:t>≤</m:t>
-        </m:r>
-        <m:r>
-          <m:t>k</m:t>
-        </m:r>
-        <m:r>
-          <m:rPr>
-            <m:sty m:val="p"/>
-          </m:rPr>
-          <m:t>≤</m:t>
-        </m:r>
-        <m:r>
-          <m:t>n</m:t>
-        </m:r>
-      </m:oMath>
-      <w:r>
-        <w:t xml:space="preserve">,</w:t>
-      </w:r>
-      <w:r>
-        <w:t xml:space="preserve"> </w:t>
-      </w:r>
-      <w:r>
-        <w:t xml:space="preserve">the</w:t>
-      </w:r>
-      <w:r>
-        <w:t xml:space="preserve"> </w:t>
-      </w:r>
-      <m:oMath>
-        <m:r>
-          <m:t>k</m:t>
-        </m:r>
-        <m:r>
-          <m:rPr>
-            <m:sty m:val="p"/>
-          </m:rPr>
-          <m:t>×</m:t>
-        </m:r>
-        <m:r>
-          <m:t>k</m:t>
-        </m:r>
-      </m:oMath>
-      <w:r>
-        <w:t xml:space="preserve"> </w:t>
-      </w:r>
-      <w:r>
-        <w:t xml:space="preserve">matrix of the entries</w:t>
-      </w:r>
-      <w:r>
-        <w:t xml:space="preserve"> </w:t>
-      </w:r>
-      <m:oMath>
-        <m:sSub>
-          <m:e>
-            <m:r>
-              <m:t>x</m:t>
-            </m:r>
-          </m:e>
-          <m:sub>
-            <m:r>
-              <m:t>i</m:t>
-            </m:r>
-            <m:r>
-              <m:t>j</m:t>
-            </m:r>
-          </m:sub>
-        </m:sSub>
-      </m:oMath>
-      <w:r>
-        <w:t xml:space="preserve"> </w:t>
-      </w:r>
-      <w:r>
-        <w:t xml:space="preserve">with</w:t>
-      </w:r>
-      <w:r>
-        <w:t xml:space="preserve"> </w:t>
-      </w:r>
-      <m:oMath>
-        <m:r>
-          <m:t>i</m:t>
-        </m:r>
-        <m:r>
-          <m:rPr>
-            <m:sty m:val="p"/>
-          </m:rPr>
-          <m:t>,</m:t>
-        </m:r>
-        <m:r>
-          <m:t>j</m:t>
-        </m:r>
-        <m:r>
-          <m:rPr>
-            <m:sty m:val="p"/>
-          </m:rPr>
-          <m:t>≤</m:t>
-        </m:r>
-        <m:r>
-          <m:t>k</m:t>
-        </m:r>
-      </m:oMath>
-      <w:r>
-        <w:t xml:space="preserve"> </w:t>
-      </w:r>
-      <w:r>
-        <w:t xml:space="preserve">is the</w:t>
-      </w:r>
-      <w:r>
-        <w:t xml:space="preserve"> </w:t>
-      </w:r>
-      <w:r>
-        <w:rPr>
-          <w:b/>
-          <w:bCs/>
-        </w:rPr>
-        <w:t xml:space="preserve">leading</w:t>
-      </w:r>
-      <w:r>
-        <w:t xml:space="preserve"> </w:t>
-      </w:r>
-      <w:r>
-        <w:t xml:space="preserve">(or</w:t>
-      </w:r>
-      <w:r>
-        <w:t xml:space="preserve"> </w:t>
-      </w:r>
-      <w:r>
-        <w:rPr>
-          <w:b/>
-          <w:bCs/>
-        </w:rPr>
-        <w:t xml:space="preserve">top-left</w:t>
-      </w:r>
-      <w:r>
-        <w:t xml:space="preserve">)</w:t>
-      </w:r>
-      <w:r>
-        <w:t xml:space="preserve"> </w:t>
-      </w:r>
-      <m:oMath>
-        <m:r>
-          <m:t>k</m:t>
-        </m:r>
-        <m:r>
-          <m:rPr>
-            <m:sty m:val="p"/>
-          </m:rPr>
-          <m:t>×</m:t>
-        </m:r>
-        <m:r>
-          <m:t>k</m:t>
-        </m:r>
-      </m:oMath>
-      <w:r>
-        <w:t xml:space="preserve"> </w:t>
-      </w:r>
-      <w:r>
-        <w:rPr>
-          <w:b/>
-          <w:bCs/>
-        </w:rPr>
-        <w:t xml:space="preserve">block</w:t>
-      </w:r>
-      <w:r>
-        <w:t xml:space="preserve"> </w:t>
-      </w:r>
-      <w:r>
-        <w:t xml:space="preserve">of</w:t>
-      </w:r>
-      <w:r>
-        <w:t xml:space="preserve"> </w:t>
-      </w:r>
-      <m:oMath>
-        <m:r>
-          <m:rPr>
-            <m:sty m:val="bi"/>
-          </m:rPr>
-          <m:t>X</m:t>
-        </m:r>
-      </m:oMath>
-      <w:r>
-        <w:t xml:space="preserve">;</w:t>
-      </w:r>
-      <w:r>
-        <w:t xml:space="preserve"> </w:t>
-      </w:r>
-      <w:r>
-        <w:t xml:space="preserve">for</w:t>
-      </w:r>
-      <w:r>
-        <w:t xml:space="preserve"> </w:t>
-      </w:r>
-      <m:oMath>
-        <m:r>
-          <m:t>k</m:t>
-        </m:r>
-        <m:r>
-          <m:rPr>
-            <m:sty m:val="p"/>
-          </m:rPr>
-          <m:t>&lt;</m:t>
-        </m:r>
-        <m:r>
-          <m:t>n</m:t>
-        </m:r>
-      </m:oMath>
-      <w:r>
-        <w:t xml:space="preserve"> </w:t>
-      </w:r>
-      <w:r>
-        <w:t xml:space="preserve">it is the block</w:t>
-      </w:r>
-      <w:r>
-        <w:t xml:space="preserve"> </w:t>
-      </w:r>
-      <m:oMath>
-        <m:r>
-          <m:rPr>
-            <m:sty m:val="bi"/>
-          </m:rPr>
-          <m:t>A</m:t>
-        </m:r>
-      </m:oMath>
-      <w:r>
-        <w:t xml:space="preserve"> </w:t>
-      </w:r>
-      <w:r>
-        <w:t xml:space="preserve">above with</w:t>
-      </w:r>
-      <w:r>
-        <w:t xml:space="preserve"> </w:t>
-      </w:r>
-      <m:oMath>
-        <m:r>
-          <m:t>l</m:t>
-        </m:r>
-        <m:r>
-          <m:rPr>
-            <m:sty m:val="p"/>
-          </m:rPr>
-          <m:t>=</m:t>
-        </m:r>
-        <m:r>
-          <m:t>k</m:t>
-        </m:r>
-      </m:oMath>
-      <w:r>
-        <w:t xml:space="preserve">,</w:t>
-      </w:r>
-      <w:r>
-        <w:t xml:space="preserve"> </w:t>
-      </w:r>
-      <w:r>
-        <w:t xml:space="preserve">and for</w:t>
-      </w:r>
-      <w:r>
-        <w:t xml:space="preserve"> </w:t>
-      </w:r>
-      <m:oMath>
-        <m:r>
-          <m:t>k</m:t>
-        </m:r>
-        <m:r>
-          <m:rPr>
-            <m:sty m:val="p"/>
-          </m:rPr>
-          <m:t>=</m:t>
-        </m:r>
-        <m:r>
-          <m:t>n</m:t>
-        </m:r>
-      </m:oMath>
-      <w:r>
-        <w:t xml:space="preserve"> </w:t>
-      </w:r>
-      <w:r>
-        <w:t xml:space="preserve">it is</w:t>
-      </w:r>
-      <w:r>
-        <w:t xml:space="preserve"> </w:t>
-      </w:r>
-      <m:oMath>
-        <m:r>
-          <m:rPr>
-            <m:sty m:val="bi"/>
-          </m:rPr>
-          <m:t>X</m:t>
-        </m:r>
-      </m:oMath>
-      <w:r>
-        <w:t xml:space="preserve"> </w:t>
-      </w:r>
-      <w:r>
-        <w:t xml:space="preserve">itself.</w:t>
       </w:r>
     </w:p>
     <w:bookmarkEnd w:id="98"/>
@@ -39422,7 +39072,388 @@
       </w:r>
     </w:p>
     <w:bookmarkEnd w:id="99"/>
-    <w:bookmarkStart w:id="100" w:name="thm-pd-submatrix"/>
+    <w:bookmarkStart w:id="100" w:name="def-leading-block"/>
+    <w:p>
+      <w:pPr>
+        <w:pStyle w:val="BodyText"/>
+      </w:pPr>
+      <w:r>
+        <w:rPr>
+          <w:b/>
+          <w:bCs/>
+        </w:rPr>
+        <w:t xml:space="preserve">Definition 5 (Leading block of a square matrix)</w:t>
+      </w:r>
+      <w:r>
+        <w:t xml:space="preserve"> </w:t>
+      </w:r>
+      <w:r>
+        <w:t xml:space="preserve">When</w:t>
+      </w:r>
+      <w:r>
+        <w:t xml:space="preserve"> </w:t>
+      </w:r>
+      <m:oMath>
+        <m:r>
+          <m:rPr>
+            <m:sty m:val="bi"/>
+          </m:rPr>
+          <m:t>X</m:t>
+        </m:r>
+      </m:oMath>
+      <w:r>
+        <w:t xml:space="preserve"> </w:t>
+      </w:r>
+      <w:r>
+        <w:t xml:space="preserve">is</w:t>
+      </w:r>
+      <w:r>
+        <w:t xml:space="preserve"> </w:t>
+      </w:r>
+      <m:oMath>
+        <m:r>
+          <m:t>n</m:t>
+        </m:r>
+        <m:r>
+          <m:rPr>
+            <m:sty m:val="p"/>
+          </m:rPr>
+          <m:t>×</m:t>
+        </m:r>
+        <m:r>
+          <m:t>n</m:t>
+        </m:r>
+      </m:oMath>
+      <w:r>
+        <w:t xml:space="preserve"> </w:t>
+      </w:r>
+      <w:r>
+        <w:t xml:space="preserve">and</w:t>
+      </w:r>
+      <w:r>
+        <w:t xml:space="preserve"> </w:t>
+      </w:r>
+      <m:oMath>
+        <m:r>
+          <m:t>1</m:t>
+        </m:r>
+        <m:r>
+          <m:rPr>
+            <m:sty m:val="p"/>
+          </m:rPr>
+          <m:t>≤</m:t>
+        </m:r>
+        <m:r>
+          <m:t>k</m:t>
+        </m:r>
+        <m:r>
+          <m:rPr>
+            <m:sty m:val="p"/>
+          </m:rPr>
+          <m:t>≤</m:t>
+        </m:r>
+        <m:r>
+          <m:t>n</m:t>
+        </m:r>
+      </m:oMath>
+      <w:r>
+        <w:t xml:space="preserve">,</w:t>
+      </w:r>
+      <w:r>
+        <w:t xml:space="preserve"> </w:t>
+      </w:r>
+      <w:r>
+        <w:t xml:space="preserve">the</w:t>
+      </w:r>
+      <w:r>
+        <w:t xml:space="preserve"> </w:t>
+      </w:r>
+      <m:oMath>
+        <m:r>
+          <m:t>k</m:t>
+        </m:r>
+        <m:r>
+          <m:rPr>
+            <m:sty m:val="p"/>
+          </m:rPr>
+          <m:t>×</m:t>
+        </m:r>
+        <m:r>
+          <m:t>k</m:t>
+        </m:r>
+      </m:oMath>
+      <w:r>
+        <w:t xml:space="preserve"> </w:t>
+      </w:r>
+      <w:r>
+        <w:t xml:space="preserve">matrix of the entries</w:t>
+      </w:r>
+      <w:r>
+        <w:t xml:space="preserve"> </w:t>
+      </w:r>
+      <m:oMath>
+        <m:sSub>
+          <m:e>
+            <m:r>
+              <m:t>x</m:t>
+            </m:r>
+          </m:e>
+          <m:sub>
+            <m:r>
+              <m:t>i</m:t>
+            </m:r>
+            <m:r>
+              <m:t>j</m:t>
+            </m:r>
+          </m:sub>
+        </m:sSub>
+      </m:oMath>
+      <w:r>
+        <w:t xml:space="preserve"> </w:t>
+      </w:r>
+      <w:r>
+        <w:t xml:space="preserve">with</w:t>
+      </w:r>
+      <w:r>
+        <w:t xml:space="preserve"> </w:t>
+      </w:r>
+      <m:oMath>
+        <m:r>
+          <m:t>i</m:t>
+        </m:r>
+        <m:r>
+          <m:rPr>
+            <m:sty m:val="p"/>
+          </m:rPr>
+          <m:t>,</m:t>
+        </m:r>
+        <m:r>
+          <m:t>j</m:t>
+        </m:r>
+        <m:r>
+          <m:rPr>
+            <m:sty m:val="p"/>
+          </m:rPr>
+          <m:t>≤</m:t>
+        </m:r>
+        <m:r>
+          <m:t>k</m:t>
+        </m:r>
+      </m:oMath>
+      <w:r>
+        <w:t xml:space="preserve"> </w:t>
+      </w:r>
+      <w:r>
+        <w:t xml:space="preserve">is the</w:t>
+      </w:r>
+      <w:r>
+        <w:t xml:space="preserve"> </w:t>
+      </w:r>
+      <w:r>
+        <w:rPr>
+          <w:b/>
+          <w:bCs/>
+        </w:rPr>
+        <w:t xml:space="preserve">leading</w:t>
+      </w:r>
+      <w:r>
+        <w:t xml:space="preserve"> </w:t>
+      </w:r>
+      <w:r>
+        <w:t xml:space="preserve">(or</w:t>
+      </w:r>
+      <w:r>
+        <w:t xml:space="preserve"> </w:t>
+      </w:r>
+      <w:r>
+        <w:rPr>
+          <w:b/>
+          <w:bCs/>
+        </w:rPr>
+        <w:t xml:space="preserve">top-left</w:t>
+      </w:r>
+      <w:r>
+        <w:t xml:space="preserve">)</w:t>
+      </w:r>
+      <w:r>
+        <w:t xml:space="preserve"> </w:t>
+      </w:r>
+      <m:oMath>
+        <m:r>
+          <m:t>k</m:t>
+        </m:r>
+        <m:r>
+          <m:rPr>
+            <m:sty m:val="p"/>
+          </m:rPr>
+          <m:t>×</m:t>
+        </m:r>
+        <m:r>
+          <m:t>k</m:t>
+        </m:r>
+      </m:oMath>
+      <w:r>
+        <w:t xml:space="preserve"> </w:t>
+      </w:r>
+      <w:r>
+        <w:rPr>
+          <w:b/>
+          <w:bCs/>
+        </w:rPr>
+        <w:t xml:space="preserve">block</w:t>
+      </w:r>
+      <w:r>
+        <w:t xml:space="preserve"> </w:t>
+      </w:r>
+      <w:r>
+        <w:t xml:space="preserve">of</w:t>
+      </w:r>
+      <w:r>
+        <w:t xml:space="preserve"> </w:t>
+      </w:r>
+      <m:oMath>
+        <m:r>
+          <m:rPr>
+            <m:sty m:val="bi"/>
+          </m:rPr>
+          <m:t>X</m:t>
+        </m:r>
+      </m:oMath>
+      <w:r>
+        <w:t xml:space="preserve">;</w:t>
+      </w:r>
+      <w:r>
+        <w:t xml:space="preserve"> </w:t>
+      </w:r>
+      <w:r>
+        <w:t xml:space="preserve">for</w:t>
+      </w:r>
+      <w:r>
+        <w:t xml:space="preserve"> </w:t>
+      </w:r>
+      <m:oMath>
+        <m:r>
+          <m:t>k</m:t>
+        </m:r>
+        <m:r>
+          <m:rPr>
+            <m:sty m:val="p"/>
+          </m:rPr>
+          <m:t>&lt;</m:t>
+        </m:r>
+        <m:r>
+          <m:t>n</m:t>
+        </m:r>
+      </m:oMath>
+      <w:r>
+        <w:t xml:space="preserve"> </w:t>
+      </w:r>
+      <w:r>
+        <w:t xml:space="preserve">it is the block</w:t>
+      </w:r>
+      <w:r>
+        <w:t xml:space="preserve"> </w:t>
+      </w:r>
+      <m:oMath>
+        <m:r>
+          <m:rPr>
+            <m:sty m:val="bi"/>
+          </m:rPr>
+          <m:t>A</m:t>
+        </m:r>
+      </m:oMath>
+      <w:r>
+        <w:t xml:space="preserve"> </w:t>
+      </w:r>
+      <w:r>
+        <w:t xml:space="preserve">of</w:t>
+      </w:r>
+      <w:r>
+        <w:t xml:space="preserve"> </w:t>
+      </w:r>
+      <w:hyperlink w:anchor="def-block-matrix">
+        <w:r>
+          <w:rPr>
+            <w:rStyle w:val="Hyperlink"/>
+          </w:rPr>
+          <w:t xml:space="preserve">Definition 4</w:t>
+        </w:r>
+      </w:hyperlink>
+      <w:r>
+        <w:t xml:space="preserve"> </w:t>
+      </w:r>
+      <w:r>
+        <w:t xml:space="preserve">with</w:t>
+      </w:r>
+      <w:r>
+        <w:t xml:space="preserve"> </w:t>
+      </w:r>
+      <m:oMath>
+        <m:r>
+          <m:t>l</m:t>
+        </m:r>
+        <m:r>
+          <m:rPr>
+            <m:sty m:val="p"/>
+          </m:rPr>
+          <m:t>=</m:t>
+        </m:r>
+        <m:r>
+          <m:t>k</m:t>
+        </m:r>
+      </m:oMath>
+      <w:r>
+        <w:t xml:space="preserve">,</w:t>
+      </w:r>
+      <w:r>
+        <w:t xml:space="preserve"> </w:t>
+      </w:r>
+      <w:r>
+        <w:t xml:space="preserve">and for</w:t>
+      </w:r>
+      <w:r>
+        <w:t xml:space="preserve"> </w:t>
+      </w:r>
+      <m:oMath>
+        <m:r>
+          <m:t>k</m:t>
+        </m:r>
+        <m:r>
+          <m:rPr>
+            <m:sty m:val="p"/>
+          </m:rPr>
+          <m:t>=</m:t>
+        </m:r>
+        <m:r>
+          <m:t>n</m:t>
+        </m:r>
+      </m:oMath>
+      <w:r>
+        <w:t xml:space="preserve"> </w:t>
+      </w:r>
+      <w:r>
+        <w:t xml:space="preserve">it is</w:t>
+      </w:r>
+      <w:r>
+        <w:t xml:space="preserve"> </w:t>
+      </w:r>
+      <m:oMath>
+        <m:r>
+          <m:rPr>
+            <m:sty m:val="bi"/>
+          </m:rPr>
+          <m:t>X</m:t>
+        </m:r>
+      </m:oMath>
+      <w:r>
+        <w:t xml:space="preserve"> </w:t>
+      </w:r>
+      <w:r>
+        <w:t xml:space="preserve">itself.</w:t>
+      </w:r>
+    </w:p>
+    <w:bookmarkEnd w:id="100"/>
+    <w:bookmarkStart w:id="101" w:name="thm-pd-submatrix"/>
     <w:p>
       <w:pPr>
         <w:pStyle w:val="BodyText"/>
@@ -39689,7 +39720,7 @@
         <w:t xml:space="preserve">Also, every diagonal entry of a positive definite matrix is positive.</w:t>
       </w:r>
     </w:p>
-    <w:bookmarkEnd w:id="100"/>
+    <w:bookmarkEnd w:id="101"/>
     <w:p>
       <w:pPr>
         <w:pStyle w:val="BodyText"/>
@@ -41305,7 +41336,7 @@
         </m:oMath>
       </m:oMathPara>
     </w:p>
-    <w:bookmarkStart w:id="102" w:name="exm-pd-submatrix"/>
+    <w:bookmarkStart w:id="103" w:name="exm-pd-submatrix"/>
     <w:p>
       <w:pPr>
         <w:pStyle w:val="FirstParagraph"/>
@@ -41666,7 +41697,7 @@
       <w:r>
         <w:t xml:space="preserve">(</w:t>
       </w:r>
-      <w:hyperlink r:id="rId101">
+      <w:hyperlink r:id="rId102">
         <w:r>
           <w:rPr>
             <w:rStyle w:val="Hyperlink"/>
@@ -41790,8 +41821,8 @@
         <w:t xml:space="preserve">but is not positive definite.</w:t>
       </w:r>
     </w:p>
-    <w:bookmarkEnd w:id="102"/>
-    <w:bookmarkStart w:id="105" w:name="thm-block-quadratic"/>
+    <w:bookmarkEnd w:id="103"/>
+    <w:bookmarkStart w:id="106" w:name="thm-block-quadratic"/>
     <w:p>
       <w:pPr>
         <w:pStyle w:val="BodyText"/>
@@ -42546,7 +42577,7 @@
       <w:r>
         <w:t xml:space="preserve">is symmetric (</w:t>
       </w:r>
-      <w:hyperlink r:id="rId103">
+      <w:hyperlink r:id="rId104">
         <w:r>
           <w:rPr>
             <w:rStyle w:val="Hyperlink"/>
@@ -42947,7 +42978,7 @@
       <w:pPr>
         <w:pStyle w:val="BodyText"/>
       </w:pPr>
-      <w:bookmarkStart w:id="104" w:name="eq-block-quadratic"/>
+      <w:bookmarkStart w:id="105" w:name="eq-block-quadratic"/>
       <m:oMathPara>
         <m:oMathParaPr>
           <m:jc m:val="center"/>
@@ -43155,7 +43186,7 @@
           </m:r>
         </m:oMath>
       </m:oMathPara>
-      <w:bookmarkEnd w:id="104"/>
+      <w:bookmarkEnd w:id="105"/>
     </w:p>
     <w:p>
       <w:pPr>
@@ -43509,7 +43540,7 @@
         </m:oMath>
       </m:oMathPara>
     </w:p>
-    <w:bookmarkEnd w:id="105"/>
+    <w:bookmarkEnd w:id="106"/>
     <w:p>
       <w:pPr>
         <w:pStyle w:val="FirstParagraph"/>
@@ -45961,7 +45992,7 @@
       <w:r>
         <w:t xml:space="preserve">is symmetric (</w:t>
       </w:r>
-      <w:hyperlink r:id="rId106">
+      <w:hyperlink r:id="rId107">
         <w:r>
           <w:rPr>
             <w:rStyle w:val="Hyperlink"/>
@@ -48277,7 +48308,7 @@
         <w:t xml:space="preserve">.</w:t>
       </w:r>
     </w:p>
-    <w:bookmarkStart w:id="107" w:name="exm-block-quadratic"/>
+    <w:bookmarkStart w:id="108" w:name="exm-block-quadratic"/>
     <w:p>
       <w:pPr>
         <w:pStyle w:val="BodyText"/>
@@ -49165,8 +49196,8 @@
         </m:oMath>
       </m:oMathPara>
     </w:p>
-    <w:bookmarkEnd w:id="107"/>
-    <w:bookmarkStart w:id="108" w:name="def-schur-complement"/>
+    <w:bookmarkEnd w:id="108"/>
+    <w:bookmarkStart w:id="109" w:name="def-schur-complement"/>
     <w:p>
       <w:pPr>
         <w:pStyle w:val="FirstParagraph"/>
@@ -49176,7 +49207,7 @@
           <w:b/>
           <w:bCs/>
         </w:rPr>
-        <w:t xml:space="preserve">Definition 5 (Schur complement)</w:t>
+        <w:t xml:space="preserve">Definition 6 (Schur complement)</w:t>
       </w:r>
       <w:r>
         <w:t xml:space="preserve"> </w:t>
@@ -49493,8 +49524,8 @@
         <w:t xml:space="preserve">.</w:t>
       </w:r>
     </w:p>
-    <w:bookmarkEnd w:id="108"/>
-    <w:bookmarkStart w:id="109" w:name="exm-schur-complement"/>
+    <w:bookmarkEnd w:id="109"/>
+    <w:bookmarkStart w:id="110" w:name="exm-schur-complement"/>
     <w:p>
       <w:pPr>
         <w:pStyle w:val="BodyText"/>
@@ -50211,8 +50242,8 @@
         <w:t xml:space="preserve">so there is no Schur complement of it.</w:t>
       </w:r>
     </w:p>
-    <w:bookmarkEnd w:id="109"/>
-    <w:bookmarkStart w:id="110" w:name="thm-schur-test"/>
+    <w:bookmarkEnd w:id="110"/>
+    <w:bookmarkStart w:id="111" w:name="thm-schur-test"/>
     <w:p>
       <w:pPr>
         <w:pStyle w:val="FirstParagraph"/>
@@ -50430,14 +50461,14 @@
           <w:rPr>
             <w:rStyle w:val="Hyperlink"/>
           </w:rPr>
-          <w:t xml:space="preserve">Definition 5</w:t>
+          <w:t xml:space="preserve">Definition 6</w:t>
         </w:r>
       </w:hyperlink>
       <w:r>
         <w:t xml:space="preserve">) is positive definite.</w:t>
       </w:r>
     </w:p>
-    <w:bookmarkEnd w:id="110"/>
+    <w:bookmarkEnd w:id="111"/>
     <w:p>
       <w:pPr>
         <w:pStyle w:val="BodyText"/>
@@ -50476,7 +50507,7 @@
       <w:r>
         <w:t xml:space="preserve">is positive definite, so invertible (</w:t>
       </w:r>
-      <w:hyperlink r:id="rId111">
+      <w:hyperlink r:id="rId112">
         <w:r>
           <w:rPr>
             <w:rStyle w:val="Hyperlink"/>
@@ -51151,7 +51182,7 @@
       <w:r>
         <w:t xml:space="preserve">and invertible (</w:t>
       </w:r>
-      <w:hyperlink r:id="rId111">
+      <w:hyperlink r:id="rId112">
         <w:r>
           <w:rPr>
             <w:rStyle w:val="Hyperlink"/>
@@ -51505,7 +51536,7 @@
       <w:r>
         <w:t xml:space="preserve"> </w:t>
       </w:r>
-      <w:hyperlink r:id="rId106">
+      <w:hyperlink r:id="rId107">
         <w:r>
           <w:rPr>
             <w:rStyle w:val="Hyperlink"/>
@@ -51981,7 +52012,7 @@
         <w:t xml:space="preserve">).</w:t>
       </w:r>
     </w:p>
-    <w:bookmarkStart w:id="112" w:name="exm-schur-test"/>
+    <w:bookmarkStart w:id="113" w:name="exm-schur-test"/>
     <w:p>
       <w:pPr>
         <w:pStyle w:val="BodyText"/>
@@ -52654,8 +52685,8 @@
         <w:t xml:space="preserve">found directly.</w:t>
       </w:r>
     </w:p>
-    <w:bookmarkEnd w:id="112"/>
-    <w:bookmarkStart w:id="113" w:name="thm-cholesky"/>
+    <w:bookmarkEnd w:id="113"/>
+    <w:bookmarkStart w:id="114" w:name="thm-cholesky"/>
     <w:p>
       <w:pPr>
         <w:pStyle w:val="FirstParagraph"/>
@@ -52882,7 +52913,7 @@
         <w:t xml:space="preserve">.</w:t>
       </w:r>
     </w:p>
-    <w:bookmarkEnd w:id="113"/>
+    <w:bookmarkEnd w:id="114"/>
     <w:p>
       <w:pPr>
         <w:pStyle w:val="BodyText"/>
@@ -57786,7 +57817,7 @@
           <w:rPr>
             <w:rStyle w:val="Hyperlink"/>
           </w:rPr>
-          <w:t xml:space="preserve">Definition 5</w:t>
+          <w:t xml:space="preserve">Definition 6</w:t>
         </w:r>
       </w:hyperlink>
       <w:r>
@@ -58231,7 +58262,7 @@
         <w:t xml:space="preserve">exists and is unique.</w:t>
       </w:r>
     </w:p>
-    <w:bookmarkStart w:id="114" w:name="exm-cholesky"/>
+    <w:bookmarkStart w:id="115" w:name="exm-cholesky"/>
     <w:p>
       <w:pPr>
         <w:pStyle w:val="BodyText"/>
@@ -59378,9 +59409,9 @@
         <w:t xml:space="preserve">).</w:t>
       </w:r>
     </w:p>
-    <w:bookmarkEnd w:id="114"/>
-    <w:bookmarkStart w:id="119" w:name="refs"/>
-    <w:bookmarkStart w:id="116" w:name="ref-zhou2024eig"/>
+    <w:bookmarkEnd w:id="115"/>
+    <w:bookmarkStart w:id="120" w:name="refs"/>
+    <w:bookmarkStart w:id="117" w:name="ref-zhou2024eig"/>
     <w:p>
       <w:pPr>
         <w:pStyle w:val="Bibliography"/>
@@ -59404,7 +59435,7 @@
       <w:r>
         <w:t xml:space="preserve"> </w:t>
       </w:r>
-      <w:hyperlink r:id="rId115">
+      <w:hyperlink r:id="rId116">
         <w:r>
           <w:rPr>
             <w:rStyle w:val="Hyperlink"/>
@@ -59416,8 +59447,8 @@
         <w:t xml:space="preserve">.</w:t>
       </w:r>
     </w:p>
-    <w:bookmarkEnd w:id="116"/>
-    <w:bookmarkStart w:id="118" w:name="ref-zhou2024pd"/>
+    <w:bookmarkEnd w:id="117"/>
+    <w:bookmarkStart w:id="119" w:name="ref-zhou2024pd"/>
     <w:p>
       <w:pPr>
         <w:pStyle w:val="Bibliography"/>
@@ -59441,7 +59472,7 @@
       <w:r>
         <w:t xml:space="preserve"> </w:t>
       </w:r>
-      <w:hyperlink r:id="rId117">
+      <w:hyperlink r:id="rId118">
         <w:r>
           <w:rPr>
             <w:rStyle w:val="Hyperlink"/>
@@ -59453,9 +59484,9 @@
         <w:t xml:space="preserve">.</w:t>
       </w:r>
     </w:p>
-    <w:bookmarkEnd w:id="118"/>
     <w:bookmarkEnd w:id="119"/>
     <w:bookmarkEnd w:id="120"/>
+    <w:bookmarkEnd w:id="121"/>
     <w:sectPr>
       <w:footnotePr>
         <w:numRestart w:val="eachSect"/>
